--- a/public/cv/cv-edouard-bengehya-fr.docx
+++ b/public/cv/cv-edouard-bengehya-fr.docx
@@ -89,7 +89,7 @@
     </w:p>
     <w:p>
       <w:r>
-        <w:t xml:space="preserve">Formation en génie et gestion des télécommunications à Hope Africa University (Burundi, 2020–2022), avec un parcours en architecture réseau et CCNA, en maintenance logicielle et bureautique, et un diplôme technique en agriculture générale obtenu à Idjwi.</w:t>
+        <w:t xml:space="preserve">Je suis diplômé en génie et gestion des télécommunications de Hope Africa University (Burundi, 2020–2022), mention Distinction, concentration sécurité des systèmes et réseaux. J’y ai ajouté l’architecture réseau et le CCNA, la maintenance logicielle et bureautique, et un diplôme technique en agriculture générale obtenu à Idjwi.</w:t>
       </w:r>
     </w:p>
     <w:p>
@@ -349,7 +349,7 @@
     </w:p>
     <w:p>
       <w:r>
-        <w:t xml:space="preserve">Formation pratique en administration réseau, sécurité informatique, maintenance, développement web et résolution de problèmes complexes.</w:t>
+        <w:t xml:space="preserve">Formation pratique en administration réseau, sécurité informatique, maintenance, développement web et résolution de problèmes complexes. Baccalauréat obtenu avec la mention Distinction, concentration sécurité des systèmes et réseaux.</w:t>
       </w:r>
     </w:p>
     <w:p>
@@ -393,6 +393,11 @@
       </w:r>
     </w:p>
     <w:p>
+      <w:r>
+        <w:t xml:space="preserve">Techniques agricoles modernes, gestion des cultures, optimisation des exploitations, gestion des intrants et amélioration durable de la productivité agricole.</w:t>
+      </w:r>
+    </w:p>
+    <w:p>
       <w:pPr>
         <w:pStyle w:val="Heading2"/>
       </w:pPr>
@@ -407,7 +412,12 @@
     </w:p>
     <w:p>
       <w:r>
-        <w:t xml:space="preserve">Diplômes / attestations académiques · Hope Africa University · Date non précisée dans les documents fournis</w:t>
+        <w:t xml:space="preserve">Génie et Gestion des Télécommunications · Hope Africa University</w:t>
+      </w:r>
+    </w:p>
+    <w:p>
+      <w:r>
+        <w:t xml:space="preserve">Mention Distinction. Concentration : sécurité des systèmes et réseaux.</w:t>
       </w:r>
     </w:p>
     <w:p>
@@ -417,7 +427,7 @@
     </w:p>
     <w:p>
       <w:r>
-        <w:t xml:space="preserve">Réseaux informatiques · Organisme non précisé dans les documents fournis · Date non précisée dans les documents fournis · 90 heures</w:t>
+        <w:t xml:space="preserve">Réseaux informatiques · CARS, Université Espoir d’Afrique · 20 février 2020 · 90 heures</w:t>
       </w:r>
     </w:p>
     <w:p>
@@ -427,7 +437,7 @@
     </w:p>
     <w:p>
       <w:r>
-        <w:t xml:space="preserve">Sécurité et administration réseaux · Organisme non précisé dans les documents fournis · Date non précisée dans les documents fournis · 90 heures</w:t>
+        <w:t xml:space="preserve">Sécurité et administration réseaux · CARS, Université Espoir d’Afrique · 23 octobre 2021 · 90 heures</w:t>
       </w:r>
     </w:p>
     <w:p>
@@ -437,22 +447,7 @@
     </w:p>
     <w:p>
       <w:r>
-        <w:t xml:space="preserve">Maintenance logicielle et physique · Organisme non précisé dans les documents fournis · Date non précisée dans les documents fournis · 90 heures</w:t>
-      </w:r>
-    </w:p>
-    <w:p>
-      <w:r>
-        <w:t xml:space="preserve">Diplôme d’État</w:t>
-      </w:r>
-    </w:p>
-    <w:p>
-      <w:r>
-        <w:t xml:space="preserve">Diplômes / attestations académiques · Organisme non précisé dans les documents fournis · Date non précisée dans les documents fournis</w:t>
-      </w:r>
-    </w:p>
-    <w:p>
-      <w:r>
-        <w:t xml:space="preserve">Diplôme d’État congolais. L’année et l’établissement ne sont pas précisés dans les éléments transmis, au-delà de l’intitulé.</w:t>
+        <w:t xml:space="preserve">Maintenance logicielle et physique · CARS, Université Espoir d’Afrique · 23 octobre 2021 · 90 heures</w:t>
       </w:r>
     </w:p>
     <w:p>
@@ -470,7 +465,7 @@
     </w:p>
     <w:p>
       <w:r>
-        <w:t xml:space="preserve">Anglais — Un peu Bien. Formulation originale du CV. Reformulation du niveau déclaré : anglais élémentaire / conversationnel.</w:t>
+        <w:t xml:space="preserve">Anglais — Un peu Bien</w:t>
       </w:r>
     </w:p>
     <w:p>
@@ -504,24 +499,6 @@
     <w:p>
       <w:r>
         <w:t xml:space="preserve">• Sécurité informatique</w:t>
-      </w:r>
-    </w:p>
-    <w:p>
-      <w:pPr>
-        <w:pStyle w:val="Heading2"/>
-      </w:pPr>
-      <w:r>
-        <w:t xml:space="preserve">Signature</w:t>
-      </w:r>
-    </w:p>
-    <w:p>
-      <w:r>
-        <w:t xml:space="preserve">Emplacement réservé à la signature manuscrite</w:t>
-      </w:r>
-    </w:p>
-    <w:p>
-      <w:r>
-        <w:t xml:space="preserve">Édouard Bengehya</w:t>
       </w:r>
     </w:p>
     <w:sectPr>
